--- a/00-首页/题组Word/习题书/第二篇-结构化学/7-结构化学基础-学生版-打印版.docx
+++ b/00-首页/题组Word/习题书/第二篇-结构化学/7-结构化学基础-学生版-打印版.docx
@@ -347,6 +347,31 @@
     </w:p>
     <w:p>
       <w:pPr>
+        <w:spacing w:before="0" w:after="0"/>
+      </w:pPr>
+    </w:p>
+    <w:p>
+      <w:pPr>
+        <w:spacing w:before="0" w:after="0"/>
+      </w:pPr>
+    </w:p>
+    <w:p>
+      <w:pPr>
+        <w:spacing w:before="0" w:after="0"/>
+      </w:pPr>
+    </w:p>
+    <w:p>
+      <w:pPr>
+        <w:spacing w:before="0" w:after="0"/>
+      </w:pPr>
+    </w:p>
+    <w:p>
+      <w:pPr>
+        <w:spacing w:before="0" w:after="0"/>
+      </w:pPr>
+    </w:p>
+    <w:p>
+      <w:pPr>
         <w:spacing w:before="160" w:after="80"/>
       </w:pPr>
       <w:r>
@@ -407,6 +432,21 @@
     </w:p>
     <w:p>
       <w:pPr>
+        <w:spacing w:before="0" w:after="0"/>
+      </w:pPr>
+    </w:p>
+    <w:p>
+      <w:pPr>
+        <w:spacing w:before="0" w:after="0"/>
+      </w:pPr>
+    </w:p>
+    <w:p>
+      <w:pPr>
+        <w:spacing w:before="0" w:after="0"/>
+      </w:pPr>
+    </w:p>
+    <w:p>
+      <w:pPr>
         <w:spacing w:before="160" w:after="80"/>
       </w:pPr>
       <w:r>
@@ -455,6 +495,21 @@
     </w:p>
     <w:p>
       <w:pPr>
+        <w:spacing w:before="0" w:after="0"/>
+      </w:pPr>
+    </w:p>
+    <w:p>
+      <w:pPr>
+        <w:spacing w:before="0" w:after="0"/>
+      </w:pPr>
+    </w:p>
+    <w:p>
+      <w:pPr>
+        <w:spacing w:before="0" w:after="0"/>
+      </w:pPr>
+    </w:p>
+    <w:p>
+      <w:pPr>
         <w:spacing w:before="160" w:after="80"/>
       </w:pPr>
       <w:r>
@@ -530,6 +585,21 @@
     </w:p>
     <w:p>
       <w:pPr>
+        <w:spacing w:before="0" w:after="0"/>
+      </w:pPr>
+    </w:p>
+    <w:p>
+      <w:pPr>
+        <w:spacing w:before="0" w:after="0"/>
+      </w:pPr>
+    </w:p>
+    <w:p>
+      <w:pPr>
+        <w:spacing w:before="0" w:after="0"/>
+      </w:pPr>
+    </w:p>
+    <w:p>
+      <w:pPr>
         <w:spacing w:before="160" w:after="80"/>
       </w:pPr>
       <w:r>
@@ -674,6 +744,31 @@
     </w:p>
     <w:p>
       <w:pPr>
+        <w:spacing w:before="0" w:after="0"/>
+      </w:pPr>
+    </w:p>
+    <w:p>
+      <w:pPr>
+        <w:spacing w:before="0" w:after="0"/>
+      </w:pPr>
+    </w:p>
+    <w:p>
+      <w:pPr>
+        <w:spacing w:before="0" w:after="0"/>
+      </w:pPr>
+    </w:p>
+    <w:p>
+      <w:pPr>
+        <w:spacing w:before="0" w:after="0"/>
+      </w:pPr>
+    </w:p>
+    <w:p>
+      <w:pPr>
+        <w:spacing w:before="0" w:after="0"/>
+      </w:pPr>
+    </w:p>
+    <w:p>
+      <w:pPr>
         <w:spacing w:before="160" w:after="80"/>
       </w:pPr>
       <w:r>
@@ -742,6 +837,21 @@
         </w:rPr>
         <w:t>：</w:t>
       </w:r>
+    </w:p>
+    <w:p>
+      <w:pPr>
+        <w:spacing w:before="0" w:after="0"/>
+      </w:pPr>
+    </w:p>
+    <w:p>
+      <w:pPr>
+        <w:spacing w:before="0" w:after="0"/>
+      </w:pPr>
+    </w:p>
+    <w:p>
+      <w:pPr>
+        <w:spacing w:before="0" w:after="0"/>
+      </w:pPr>
     </w:p>
     <w:p>
       <w:pPr>
@@ -1819,6 +1929,46 @@
         </w:rPr>
         <w:t>。</w:t>
       </w:r>
+    </w:p>
+    <w:p>
+      <w:pPr>
+        <w:spacing w:before="0" w:after="0"/>
+      </w:pPr>
+    </w:p>
+    <w:p>
+      <w:pPr>
+        <w:spacing w:before="0" w:after="0"/>
+      </w:pPr>
+    </w:p>
+    <w:p>
+      <w:pPr>
+        <w:spacing w:before="0" w:after="0"/>
+      </w:pPr>
+    </w:p>
+    <w:p>
+      <w:pPr>
+        <w:spacing w:before="0" w:after="0"/>
+      </w:pPr>
+    </w:p>
+    <w:p>
+      <w:pPr>
+        <w:spacing w:before="0" w:after="0"/>
+      </w:pPr>
+    </w:p>
+    <w:p>
+      <w:pPr>
+        <w:spacing w:before="0" w:after="0"/>
+      </w:pPr>
+    </w:p>
+    <w:p>
+      <w:pPr>
+        <w:spacing w:before="0" w:after="0"/>
+      </w:pPr>
+    </w:p>
+    <w:p>
+      <w:pPr>
+        <w:spacing w:before="0" w:after="0"/>
+      </w:pPr>
     </w:p>
     <w:p>
       <w:pPr>
@@ -2324,6 +2474,31 @@
     </w:p>
     <w:p>
       <w:pPr>
+        <w:spacing w:before="0" w:after="0"/>
+      </w:pPr>
+    </w:p>
+    <w:p>
+      <w:pPr>
+        <w:spacing w:before="0" w:after="0"/>
+      </w:pPr>
+    </w:p>
+    <w:p>
+      <w:pPr>
+        <w:spacing w:before="0" w:after="0"/>
+      </w:pPr>
+    </w:p>
+    <w:p>
+      <w:pPr>
+        <w:spacing w:before="0" w:after="0"/>
+      </w:pPr>
+    </w:p>
+    <w:p>
+      <w:pPr>
+        <w:spacing w:before="0" w:after="0"/>
+      </w:pPr>
+    </w:p>
+    <w:p>
+      <w:pPr>
         <w:spacing w:before="160" w:after="80"/>
       </w:pPr>
       <w:r>
@@ -2739,6 +2914,31 @@
     </w:p>
     <w:p>
       <w:pPr>
+        <w:spacing w:before="0" w:after="0"/>
+      </w:pPr>
+    </w:p>
+    <w:p>
+      <w:pPr>
+        <w:spacing w:before="0" w:after="0"/>
+      </w:pPr>
+    </w:p>
+    <w:p>
+      <w:pPr>
+        <w:spacing w:before="0" w:after="0"/>
+      </w:pPr>
+    </w:p>
+    <w:p>
+      <w:pPr>
+        <w:spacing w:before="0" w:after="0"/>
+      </w:pPr>
+    </w:p>
+    <w:p>
+      <w:pPr>
+        <w:spacing w:before="0" w:after="0"/>
+      </w:pPr>
+    </w:p>
+    <w:p>
+      <w:pPr>
         <w:spacing w:before="160" w:after="80"/>
       </w:pPr>
       <w:r>
@@ -2975,6 +3175,31 @@
         </w:rPr>
         <w:t>。</w:t>
       </w:r>
+    </w:p>
+    <w:p>
+      <w:pPr>
+        <w:spacing w:before="0" w:after="0"/>
+      </w:pPr>
+    </w:p>
+    <w:p>
+      <w:pPr>
+        <w:spacing w:before="0" w:after="0"/>
+      </w:pPr>
+    </w:p>
+    <w:p>
+      <w:pPr>
+        <w:spacing w:before="0" w:after="0"/>
+      </w:pPr>
+    </w:p>
+    <w:p>
+      <w:pPr>
+        <w:spacing w:before="0" w:after="0"/>
+      </w:pPr>
+    </w:p>
+    <w:p>
+      <w:pPr>
+        <w:spacing w:before="0" w:after="0"/>
+      </w:pPr>
     </w:p>
     <w:p>
       <w:pPr>
@@ -4358,6 +4583,46 @@
     </w:p>
     <w:p>
       <w:pPr>
+        <w:spacing w:before="0" w:after="0"/>
+      </w:pPr>
+    </w:p>
+    <w:p>
+      <w:pPr>
+        <w:spacing w:before="0" w:after="0"/>
+      </w:pPr>
+    </w:p>
+    <w:p>
+      <w:pPr>
+        <w:spacing w:before="0" w:after="0"/>
+      </w:pPr>
+    </w:p>
+    <w:p>
+      <w:pPr>
+        <w:spacing w:before="0" w:after="0"/>
+      </w:pPr>
+    </w:p>
+    <w:p>
+      <w:pPr>
+        <w:spacing w:before="0" w:after="0"/>
+      </w:pPr>
+    </w:p>
+    <w:p>
+      <w:pPr>
+        <w:spacing w:before="0" w:after="0"/>
+      </w:pPr>
+    </w:p>
+    <w:p>
+      <w:pPr>
+        <w:spacing w:before="0" w:after="0"/>
+      </w:pPr>
+    </w:p>
+    <w:p>
+      <w:pPr>
+        <w:spacing w:before="0" w:after="0"/>
+      </w:pPr>
+    </w:p>
+    <w:p>
+      <w:pPr>
         <w:spacing w:before="160" w:after="80"/>
       </w:pPr>
       <w:r>
@@ -4503,6 +4768,31 @@
     </w:p>
     <w:p>
       <w:pPr>
+        <w:spacing w:before="0" w:after="0"/>
+      </w:pPr>
+    </w:p>
+    <w:p>
+      <w:pPr>
+        <w:spacing w:before="0" w:after="0"/>
+      </w:pPr>
+    </w:p>
+    <w:p>
+      <w:pPr>
+        <w:spacing w:before="0" w:after="0"/>
+      </w:pPr>
+    </w:p>
+    <w:p>
+      <w:pPr>
+        <w:spacing w:before="0" w:after="0"/>
+      </w:pPr>
+    </w:p>
+    <w:p>
+      <w:pPr>
+        <w:spacing w:before="0" w:after="0"/>
+      </w:pPr>
+    </w:p>
+    <w:p>
+      <w:pPr>
         <w:spacing w:before="160" w:after="80"/>
       </w:pPr>
       <w:r>
@@ -4704,6 +4994,31 @@
         </w:rPr>
         <w:t>。</w:t>
       </w:r>
+    </w:p>
+    <w:p>
+      <w:pPr>
+        <w:spacing w:before="0" w:after="0"/>
+      </w:pPr>
+    </w:p>
+    <w:p>
+      <w:pPr>
+        <w:spacing w:before="0" w:after="0"/>
+      </w:pPr>
+    </w:p>
+    <w:p>
+      <w:pPr>
+        <w:spacing w:before="0" w:after="0"/>
+      </w:pPr>
+    </w:p>
+    <w:p>
+      <w:pPr>
+        <w:spacing w:before="0" w:after="0"/>
+      </w:pPr>
+    </w:p>
+    <w:p>
+      <w:pPr>
+        <w:spacing w:before="0" w:after="0"/>
+      </w:pPr>
     </w:p>
     <w:p>
       <w:pPr>
@@ -5400,6 +5715,31 @@
     </w:p>
     <w:p>
       <w:pPr>
+        <w:spacing w:before="0" w:after="0"/>
+      </w:pPr>
+    </w:p>
+    <w:p>
+      <w:pPr>
+        <w:spacing w:before="0" w:after="0"/>
+      </w:pPr>
+    </w:p>
+    <w:p>
+      <w:pPr>
+        <w:spacing w:before="0" w:after="0"/>
+      </w:pPr>
+    </w:p>
+    <w:p>
+      <w:pPr>
+        <w:spacing w:before="0" w:after="0"/>
+      </w:pPr>
+    </w:p>
+    <w:p>
+      <w:pPr>
+        <w:spacing w:before="0" w:after="0"/>
+      </w:pPr>
+    </w:p>
+    <w:p>
+      <w:pPr>
         <w:spacing w:before="160" w:after="80"/>
       </w:pPr>
       <w:r>
@@ -5485,10 +5825,6 @@
     <w:p>
       <w:pPr>
         <w:pStyle w:val="Compact"/>
-        <w:numPr>
-          <w:ilvl w:val="0"/>
-          <w:numId w:val="1010"/>
-        </w:numPr>
       </w:pPr>
       <m:oMath>
         <m:oMathPr>
@@ -5950,6 +6286,31 @@
           </m:sup>
         </m:sSubSup>
       </m:oMath>
+    </w:p>
+    <w:p>
+      <w:pPr>
+        <w:spacing w:before="0" w:after="0"/>
+      </w:pPr>
+    </w:p>
+    <w:p>
+      <w:pPr>
+        <w:spacing w:before="0" w:after="0"/>
+      </w:pPr>
+    </w:p>
+    <w:p>
+      <w:pPr>
+        <w:spacing w:before="0" w:after="0"/>
+      </w:pPr>
+    </w:p>
+    <w:p>
+      <w:pPr>
+        <w:spacing w:before="0" w:after="0"/>
+      </w:pPr>
+    </w:p>
+    <w:p>
+      <w:pPr>
+        <w:spacing w:before="0" w:after="0"/>
+      </w:pPr>
     </w:p>
     <w:p>
       <w:pPr>
@@ -6759,6 +7120,46 @@
     </w:p>
     <w:p>
       <w:pPr>
+        <w:spacing w:before="0" w:after="0"/>
+      </w:pPr>
+    </w:p>
+    <w:p>
+      <w:pPr>
+        <w:spacing w:before="0" w:after="0"/>
+      </w:pPr>
+    </w:p>
+    <w:p>
+      <w:pPr>
+        <w:spacing w:before="0" w:after="0"/>
+      </w:pPr>
+    </w:p>
+    <w:p>
+      <w:pPr>
+        <w:spacing w:before="0" w:after="0"/>
+      </w:pPr>
+    </w:p>
+    <w:p>
+      <w:pPr>
+        <w:spacing w:before="0" w:after="0"/>
+      </w:pPr>
+    </w:p>
+    <w:p>
+      <w:pPr>
+        <w:spacing w:before="0" w:after="0"/>
+      </w:pPr>
+    </w:p>
+    <w:p>
+      <w:pPr>
+        <w:spacing w:before="0" w:after="0"/>
+      </w:pPr>
+    </w:p>
+    <w:p>
+      <w:pPr>
+        <w:spacing w:before="0" w:after="0"/>
+      </w:pPr>
+    </w:p>
+    <w:p>
+      <w:pPr>
         <w:spacing w:before="160" w:after="80"/>
       </w:pPr>
       <w:r>
@@ -7716,6 +8117,46 @@
         </w:rPr>
         <w:t>。</w:t>
       </w:r>
+    </w:p>
+    <w:p>
+      <w:pPr>
+        <w:spacing w:before="0" w:after="0"/>
+      </w:pPr>
+    </w:p>
+    <w:p>
+      <w:pPr>
+        <w:spacing w:before="0" w:after="0"/>
+      </w:pPr>
+    </w:p>
+    <w:p>
+      <w:pPr>
+        <w:spacing w:before="0" w:after="0"/>
+      </w:pPr>
+    </w:p>
+    <w:p>
+      <w:pPr>
+        <w:spacing w:before="0" w:after="0"/>
+      </w:pPr>
+    </w:p>
+    <w:p>
+      <w:pPr>
+        <w:spacing w:before="0" w:after="0"/>
+      </w:pPr>
+    </w:p>
+    <w:p>
+      <w:pPr>
+        <w:spacing w:before="0" w:after="0"/>
+      </w:pPr>
+    </w:p>
+    <w:p>
+      <w:pPr>
+        <w:spacing w:before="0" w:after="0"/>
+      </w:pPr>
+    </w:p>
+    <w:p>
+      <w:pPr>
+        <w:spacing w:before="0" w:after="0"/>
+      </w:pPr>
     </w:p>
     <w:p>
       <w:pPr>
@@ -8947,6 +9388,46 @@
     </w:p>
     <w:p>
       <w:pPr>
+        <w:spacing w:before="0" w:after="0"/>
+      </w:pPr>
+    </w:p>
+    <w:p>
+      <w:pPr>
+        <w:spacing w:before="0" w:after="0"/>
+      </w:pPr>
+    </w:p>
+    <w:p>
+      <w:pPr>
+        <w:spacing w:before="0" w:after="0"/>
+      </w:pPr>
+    </w:p>
+    <w:p>
+      <w:pPr>
+        <w:spacing w:before="0" w:after="0"/>
+      </w:pPr>
+    </w:p>
+    <w:p>
+      <w:pPr>
+        <w:spacing w:before="0" w:after="0"/>
+      </w:pPr>
+    </w:p>
+    <w:p>
+      <w:pPr>
+        <w:spacing w:before="0" w:after="0"/>
+      </w:pPr>
+    </w:p>
+    <w:p>
+      <w:pPr>
+        <w:spacing w:before="0" w:after="0"/>
+      </w:pPr>
+    </w:p>
+    <w:p>
+      <w:pPr>
+        <w:spacing w:before="0" w:after="0"/>
+      </w:pPr>
+    </w:p>
+    <w:p>
+      <w:pPr>
         <w:spacing w:before="160" w:after="80"/>
       </w:pPr>
       <w:r>
@@ -9131,6 +9612,31 @@
         </w:rPr>
         <w:t xml:space="preserve">。</w:t>
       </w:r>
+    </w:p>
+    <w:p>
+      <w:pPr>
+        <w:spacing w:before="0" w:after="0"/>
+      </w:pPr>
+    </w:p>
+    <w:p>
+      <w:pPr>
+        <w:spacing w:before="0" w:after="0"/>
+      </w:pPr>
+    </w:p>
+    <w:p>
+      <w:pPr>
+        <w:spacing w:before="0" w:after="0"/>
+      </w:pPr>
+    </w:p>
+    <w:p>
+      <w:pPr>
+        <w:spacing w:before="0" w:after="0"/>
+      </w:pPr>
+    </w:p>
+    <w:p>
+      <w:pPr>
+        <w:spacing w:before="0" w:after="0"/>
+      </w:pPr>
     </w:p>
     <w:p>
       <w:pPr>
@@ -9868,6 +10374,31 @@
         </w:rPr>
         <w:t>。</w:t>
       </w:r>
+    </w:p>
+    <w:p>
+      <w:pPr>
+        <w:spacing w:before="0" w:after="0"/>
+      </w:pPr>
+    </w:p>
+    <w:p>
+      <w:pPr>
+        <w:spacing w:before="0" w:after="0"/>
+      </w:pPr>
+    </w:p>
+    <w:p>
+      <w:pPr>
+        <w:spacing w:before="0" w:after="0"/>
+      </w:pPr>
+    </w:p>
+    <w:p>
+      <w:pPr>
+        <w:spacing w:before="0" w:after="0"/>
+      </w:pPr>
+    </w:p>
+    <w:p>
+      <w:pPr>
+        <w:spacing w:before="0" w:after="0"/>
+      </w:pPr>
     </w:p>
     <w:p>
       <w:pPr>
@@ -10410,6 +10941,31 @@
     </w:p>
     <w:p>
       <w:pPr>
+        <w:spacing w:before="0" w:after="0"/>
+      </w:pPr>
+    </w:p>
+    <w:p>
+      <w:pPr>
+        <w:spacing w:before="0" w:after="0"/>
+      </w:pPr>
+    </w:p>
+    <w:p>
+      <w:pPr>
+        <w:spacing w:before="0" w:after="0"/>
+      </w:pPr>
+    </w:p>
+    <w:p>
+      <w:pPr>
+        <w:spacing w:before="0" w:after="0"/>
+      </w:pPr>
+    </w:p>
+    <w:p>
+      <w:pPr>
+        <w:spacing w:before="0" w:after="0"/>
+      </w:pPr>
+    </w:p>
+    <w:p>
+      <w:pPr>
         <w:spacing w:before="160" w:after="80"/>
       </w:pPr>
       <w:r>
@@ -11590,6 +12146,46 @@
         </w:rPr>
         <w:t>。</w:t>
       </w:r>
+    </w:p>
+    <w:p>
+      <w:pPr>
+        <w:spacing w:before="0" w:after="0"/>
+      </w:pPr>
+    </w:p>
+    <w:p>
+      <w:pPr>
+        <w:spacing w:before="0" w:after="0"/>
+      </w:pPr>
+    </w:p>
+    <w:p>
+      <w:pPr>
+        <w:spacing w:before="0" w:after="0"/>
+      </w:pPr>
+    </w:p>
+    <w:p>
+      <w:pPr>
+        <w:spacing w:before="0" w:after="0"/>
+      </w:pPr>
+    </w:p>
+    <w:p>
+      <w:pPr>
+        <w:spacing w:before="0" w:after="0"/>
+      </w:pPr>
+    </w:p>
+    <w:p>
+      <w:pPr>
+        <w:spacing w:before="0" w:after="0"/>
+      </w:pPr>
+    </w:p>
+    <w:p>
+      <w:pPr>
+        <w:spacing w:before="0" w:after="0"/>
+      </w:pPr>
+    </w:p>
+    <w:p>
+      <w:pPr>
+        <w:spacing w:before="0" w:after="0"/>
+      </w:pPr>
     </w:p>
     <w:p>
       <w:pPr>
@@ -12474,6 +13070,46 @@
     </w:p>
     <w:p>
       <w:pPr>
+        <w:spacing w:before="0" w:after="0"/>
+      </w:pPr>
+    </w:p>
+    <w:p>
+      <w:pPr>
+        <w:spacing w:before="0" w:after="0"/>
+      </w:pPr>
+    </w:p>
+    <w:p>
+      <w:pPr>
+        <w:spacing w:before="0" w:after="0"/>
+      </w:pPr>
+    </w:p>
+    <w:p>
+      <w:pPr>
+        <w:spacing w:before="0" w:after="0"/>
+      </w:pPr>
+    </w:p>
+    <w:p>
+      <w:pPr>
+        <w:spacing w:before="0" w:after="0"/>
+      </w:pPr>
+    </w:p>
+    <w:p>
+      <w:pPr>
+        <w:spacing w:before="0" w:after="0"/>
+      </w:pPr>
+    </w:p>
+    <w:p>
+      <w:pPr>
+        <w:spacing w:before="0" w:after="0"/>
+      </w:pPr>
+    </w:p>
+    <w:p>
+      <w:pPr>
+        <w:spacing w:before="0" w:after="0"/>
+      </w:pPr>
+    </w:p>
+    <w:p>
+      <w:pPr>
         <w:spacing w:before="160" w:after="80"/>
       </w:pPr>
       <w:r>
@@ -14288,6 +14924,46 @@
     </w:p>
     <w:p>
       <w:pPr>
+        <w:spacing w:before="0" w:after="0"/>
+      </w:pPr>
+    </w:p>
+    <w:p>
+      <w:pPr>
+        <w:spacing w:before="0" w:after="0"/>
+      </w:pPr>
+    </w:p>
+    <w:p>
+      <w:pPr>
+        <w:spacing w:before="0" w:after="0"/>
+      </w:pPr>
+    </w:p>
+    <w:p>
+      <w:pPr>
+        <w:spacing w:before="0" w:after="0"/>
+      </w:pPr>
+    </w:p>
+    <w:p>
+      <w:pPr>
+        <w:spacing w:before="0" w:after="0"/>
+      </w:pPr>
+    </w:p>
+    <w:p>
+      <w:pPr>
+        <w:spacing w:before="0" w:after="0"/>
+      </w:pPr>
+    </w:p>
+    <w:p>
+      <w:pPr>
+        <w:spacing w:before="0" w:after="0"/>
+      </w:pPr>
+    </w:p>
+    <w:p>
+      <w:pPr>
+        <w:spacing w:before="0" w:after="0"/>
+      </w:pPr>
+    </w:p>
+    <w:p>
+      <w:pPr>
         <w:spacing w:before="160" w:after="80"/>
       </w:pPr>
       <w:r>
@@ -15287,6 +15963,46 @@
     </w:p>
     <w:p>
       <w:pPr>
+        <w:spacing w:before="0" w:after="0"/>
+      </w:pPr>
+    </w:p>
+    <w:p>
+      <w:pPr>
+        <w:spacing w:before="0" w:after="0"/>
+      </w:pPr>
+    </w:p>
+    <w:p>
+      <w:pPr>
+        <w:spacing w:before="0" w:after="0"/>
+      </w:pPr>
+    </w:p>
+    <w:p>
+      <w:pPr>
+        <w:spacing w:before="0" w:after="0"/>
+      </w:pPr>
+    </w:p>
+    <w:p>
+      <w:pPr>
+        <w:spacing w:before="0" w:after="0"/>
+      </w:pPr>
+    </w:p>
+    <w:p>
+      <w:pPr>
+        <w:spacing w:before="0" w:after="0"/>
+      </w:pPr>
+    </w:p>
+    <w:p>
+      <w:pPr>
+        <w:spacing w:before="0" w:after="0"/>
+      </w:pPr>
+    </w:p>
+    <w:p>
+      <w:pPr>
+        <w:spacing w:before="0" w:after="0"/>
+      </w:pPr>
+    </w:p>
+    <w:p>
+      <w:pPr>
         <w:spacing w:before="160" w:after="80"/>
       </w:pPr>
       <w:r>
@@ -15392,6 +16108,31 @@
         </w:rPr>
         <w:t>。</w:t>
       </w:r>
+    </w:p>
+    <w:p>
+      <w:pPr>
+        <w:spacing w:before="0" w:after="0"/>
+      </w:pPr>
+    </w:p>
+    <w:p>
+      <w:pPr>
+        <w:spacing w:before="0" w:after="0"/>
+      </w:pPr>
+    </w:p>
+    <w:p>
+      <w:pPr>
+        <w:spacing w:before="0" w:after="0"/>
+      </w:pPr>
+    </w:p>
+    <w:p>
+      <w:pPr>
+        <w:spacing w:before="0" w:after="0"/>
+      </w:pPr>
+    </w:p>
+    <w:p>
+      <w:pPr>
+        <w:spacing w:before="0" w:after="0"/>
+      </w:pPr>
     </w:p>
     <w:p>
       <w:pPr>

--- a/00-首页/题组Word/习题书/第二篇-结构化学/7-结构化学基础-学生版-打印版.docx
+++ b/00-首页/题组Word/习题书/第二篇-结构化学/7-结构化学基础-学生版-打印版.docx
@@ -6,9 +6,8 @@
     <w:p>
       <w:pPr>
         <w:pStyle w:val="Heading1"/>
-        <w:spacing w:before="0" w:after="240"/>
+        <w:spacing w:before="280" w:after="120"/>
         <w:jc w:val="center"/>
-        <w:keepNext/>
       </w:pPr>
       <w:r>
         <w:rPr>
@@ -55,8 +54,7 @@
     <w:p>
       <w:pPr>
         <w:pStyle w:val="Heading2"/>
-        <w:spacing w:before="280" w:after="80"/>
-        <w:keepNext/>
+        <w:spacing w:before="280" w:after="120"/>
       </w:pPr>
       <w:r>
         <w:rPr>
@@ -70,8 +68,7 @@
     <w:p>
       <w:pPr>
         <w:pStyle w:val="Heading2"/>
-        <w:spacing w:before="280" w:after="80"/>
-        <w:keepNext/>
+        <w:spacing w:before="280" w:after="120"/>
       </w:pPr>
       <w:r>
         <w:rPr>
@@ -385,8 +382,7 @@
     <w:p>
       <w:pPr>
         <w:pStyle w:val="Heading2"/>
-        <w:spacing w:before="280" w:after="80"/>
-        <w:keepNext/>
+        <w:spacing w:before="280" w:after="120"/>
       </w:pPr>
       <w:r>
         <w:rPr>
@@ -460,8 +456,7 @@
     <w:p>
       <w:pPr>
         <w:pStyle w:val="Heading2"/>
-        <w:spacing w:before="280" w:after="80"/>
-        <w:keepNext/>
+        <w:spacing w:before="280" w:after="120"/>
       </w:pPr>
       <w:r>
         <w:rPr>
@@ -523,8 +518,7 @@
     <w:p>
       <w:pPr>
         <w:pStyle w:val="Heading2"/>
-        <w:spacing w:before="280" w:after="80"/>
-        <w:keepNext/>
+        <w:spacing w:before="280" w:after="120"/>
       </w:pPr>
       <w:r>
         <w:rPr>
@@ -538,8 +532,7 @@
     <w:p>
       <w:pPr>
         <w:pStyle w:val="Heading2"/>
-        <w:spacing w:before="280" w:after="80"/>
-        <w:keepNext/>
+        <w:spacing w:before="280" w:after="120"/>
       </w:pPr>
       <w:r>
         <w:rPr>
@@ -613,8 +606,7 @@
     <w:p>
       <w:pPr>
         <w:pStyle w:val="Heading2"/>
-        <w:spacing w:before="280" w:after="80"/>
-        <w:keepNext/>
+        <w:spacing w:before="280" w:after="120"/>
       </w:pPr>
       <w:r>
         <w:rPr>
@@ -782,8 +774,7 @@
     <w:p>
       <w:pPr>
         <w:pStyle w:val="Heading2"/>
-        <w:spacing w:before="280" w:after="80"/>
-        <w:keepNext/>
+        <w:spacing w:before="280" w:after="120"/>
       </w:pPr>
       <w:r>
         <w:rPr>
@@ -868,8 +859,7 @@
     <w:p>
       <w:pPr>
         <w:pStyle w:val="Heading2"/>
-        <w:spacing w:before="280" w:after="80"/>
-        <w:keepNext/>
+        <w:spacing w:before="280" w:after="120"/>
       </w:pPr>
       <w:r>
         <w:rPr>
@@ -1985,8 +1975,7 @@
     <w:p>
       <w:pPr>
         <w:pStyle w:val="Heading2"/>
-        <w:spacing w:before="280" w:after="80"/>
-        <w:keepNext/>
+        <w:spacing w:before="280" w:after="120"/>
       </w:pPr>
       <w:r>
         <w:rPr>
@@ -2512,8 +2501,7 @@
     <w:p>
       <w:pPr>
         <w:pStyle w:val="Heading2"/>
-        <w:spacing w:before="280" w:after="80"/>
-        <w:keepNext/>
+        <w:spacing w:before="280" w:after="120"/>
       </w:pPr>
       <w:r>
         <w:rPr>
@@ -2952,8 +2940,7 @@
     <w:p>
       <w:pPr>
         <w:pStyle w:val="Heading2"/>
-        <w:spacing w:before="280" w:after="80"/>
-        <w:keepNext/>
+        <w:spacing w:before="280" w:after="120"/>
       </w:pPr>
       <w:r>
         <w:rPr>
@@ -3216,8 +3203,7 @@
     <w:p>
       <w:pPr>
         <w:pStyle w:val="Heading2"/>
-        <w:spacing w:before="280" w:after="80"/>
-        <w:keepNext/>
+        <w:spacing w:before="280" w:after="120"/>
       </w:pPr>
       <w:r>
         <w:rPr>
@@ -4636,8 +4622,7 @@
     <w:p>
       <w:pPr>
         <w:pStyle w:val="Heading2"/>
-        <w:spacing w:before="280" w:after="80"/>
-        <w:keepNext/>
+        <w:spacing w:before="280" w:after="120"/>
       </w:pPr>
       <w:r>
         <w:rPr>
@@ -4806,8 +4791,7 @@
     <w:p>
       <w:pPr>
         <w:pStyle w:val="Heading2"/>
-        <w:spacing w:before="280" w:after="80"/>
-        <w:keepNext/>
+        <w:spacing w:before="280" w:after="120"/>
       </w:pPr>
       <w:r>
         <w:rPr>
@@ -5035,8 +5019,7 @@
     <w:p>
       <w:pPr>
         <w:pStyle w:val="Heading2"/>
-        <w:spacing w:before="280" w:after="80"/>
-        <w:keepNext/>
+        <w:spacing w:before="280" w:after="120"/>
       </w:pPr>
       <w:r>
         <w:rPr>
@@ -5753,8 +5736,7 @@
     <w:p>
       <w:pPr>
         <w:pStyle w:val="Heading2"/>
-        <w:spacing w:before="280" w:after="80"/>
-        <w:keepNext/>
+        <w:spacing w:before="280" w:after="120"/>
       </w:pPr>
       <w:r>
         <w:rPr>
@@ -6327,8 +6309,7 @@
     <w:p>
       <w:pPr>
         <w:pStyle w:val="Heading2"/>
-        <w:spacing w:before="280" w:after="80"/>
-        <w:keepNext/>
+        <w:spacing w:before="280" w:after="120"/>
       </w:pPr>
       <w:r>
         <w:rPr>
@@ -7173,8 +7154,7 @@
     <w:p>
       <w:pPr>
         <w:pStyle w:val="Heading2"/>
-        <w:spacing w:before="280" w:after="80"/>
-        <w:keepNext/>
+        <w:spacing w:before="280" w:after="120"/>
       </w:pPr>
       <w:r>
         <w:rPr>
@@ -8173,8 +8153,7 @@
     <w:p>
       <w:pPr>
         <w:pStyle w:val="Heading2"/>
-        <w:spacing w:before="280" w:after="80"/>
-        <w:keepNext/>
+        <w:spacing w:before="280" w:after="120"/>
       </w:pPr>
       <w:r>
         <w:rPr>
@@ -9441,8 +9420,7 @@
     <w:p>
       <w:pPr>
         <w:pStyle w:val="Heading2"/>
-        <w:spacing w:before="280" w:after="80"/>
-        <w:keepNext/>
+        <w:spacing w:before="280" w:after="120"/>
       </w:pPr>
       <w:r>
         <w:rPr>
@@ -9653,8 +9631,7 @@
     <w:p>
       <w:pPr>
         <w:pStyle w:val="Heading2"/>
-        <w:spacing w:before="280" w:after="80"/>
-        <w:keepNext/>
+        <w:spacing w:before="280" w:after="120"/>
       </w:pPr>
       <w:r>
         <w:rPr>
@@ -10415,8 +10392,7 @@
     <w:p>
       <w:pPr>
         <w:pStyle w:val="Heading2"/>
-        <w:spacing w:before="280" w:after="80"/>
-        <w:keepNext/>
+        <w:spacing w:before="280" w:after="120"/>
       </w:pPr>
       <w:r>
         <w:rPr>
@@ -10979,8 +10955,7 @@
     <w:p>
       <w:pPr>
         <w:pStyle w:val="Heading2"/>
-        <w:spacing w:before="280" w:after="80"/>
-        <w:keepNext/>
+        <w:spacing w:before="280" w:after="120"/>
       </w:pPr>
       <w:r>
         <w:rPr>
@@ -12202,8 +12177,7 @@
     <w:p>
       <w:pPr>
         <w:pStyle w:val="Heading2"/>
-        <w:spacing w:before="280" w:after="80"/>
-        <w:keepNext/>
+        <w:spacing w:before="280" w:after="120"/>
       </w:pPr>
       <w:r>
         <w:rPr>
@@ -13123,8 +13097,7 @@
     <w:p>
       <w:pPr>
         <w:pStyle w:val="Heading2"/>
-        <w:spacing w:before="280" w:after="80"/>
-        <w:keepNext/>
+        <w:spacing w:before="280" w:after="120"/>
       </w:pPr>
       <w:r>
         <w:rPr>
@@ -14977,8 +14950,7 @@
     <w:p>
       <w:pPr>
         <w:pStyle w:val="Heading2"/>
-        <w:spacing w:before="280" w:after="80"/>
-        <w:keepNext/>
+        <w:spacing w:before="280" w:after="120"/>
       </w:pPr>
       <w:r>
         <w:rPr>
@@ -16016,8 +15988,7 @@
     <w:p>
       <w:pPr>
         <w:pStyle w:val="Heading2"/>
-        <w:spacing w:before="280" w:after="80"/>
-        <w:keepNext/>
+        <w:spacing w:before="280" w:after="120"/>
       </w:pPr>
       <w:r>
         <w:rPr>
@@ -16147,8 +16118,8 @@
     <w:bookmarkEnd w:id="39"/>
     <w:bookmarkEnd w:id="40"/>
     <w:sectPr>
+      <w:headerReference w:type="default" r:id="rId22"/>
       <w:footerReference w:type="default" r:id="rId9"/>
-      <w:headerReference w:type="default" r:id="rId10"/>
       <w:footnotePr>
         <w:numRestart w:val="eachSect"/>
       </w:footnotePr>
@@ -16167,88 +16138,123 @@
 <w:ftr xmlns:m="http://schemas.openxmlformats.org/officeDocument/2006/math" xmlns:mc="http://schemas.openxmlformats.org/markup-compatibility/2006" xmlns:mo="http://schemas.microsoft.com/office/mac/office/2008/main" xmlns:mv="urn:schemas-microsoft-com:mac:vml" xmlns:o="urn:schemas-microsoft-com:office:office" xmlns:r="http://schemas.openxmlformats.org/officeDocument/2006/relationships" xmlns:v="urn:schemas-microsoft-com:vml" xmlns:w10="urn:schemas-microsoft-com:office:word" xmlns:w14="http://schemas.microsoft.com/office/word/2010/wordml" xmlns:w="http://schemas.openxmlformats.org/wordprocessingml/2006/main" xmlns:wne="http://schemas.microsoft.com/office/word/2006/wordml" xmlns:wp14="http://schemas.microsoft.com/office/word/2010/wordprocessingDrawing" xmlns:wp="http://schemas.openxmlformats.org/drawingml/2006/wordprocessingDrawing" xmlns:wpc="http://schemas.microsoft.com/office/word/2010/wordprocessingCanvas" xmlns:wpg="http://schemas.microsoft.com/office/word/2010/wordprocessingGroup" xmlns:wpi="http://schemas.microsoft.com/office/word/2010/wordprocessingInk" xmlns:wps="http://schemas.microsoft.com/office/word/2010/wordprocessingShape" mc:Ignorable="w14 wp14">
   <w:p>
     <w:pPr>
+      <w:pStyle w:val="Footer"/>
       <w:jc w:val="center"/>
     </w:pPr>
     <w:r>
       <w:rPr>
+        <w:rFonts w:ascii="Times New Roman" w:hAnsi="Times New Roman" w:eastAsia="Times New Roman" w:cs="Times New Roman"/>
+        <w:b w:val="0"/>
         <w:color w:val="000000"/>
-        <w:sz w:val="18"/>
+        <w:sz w:val="20"/>
       </w:rPr>
       <w:t xml:space="preserve">第 </w:t>
     </w:r>
     <w:r>
       <w:rPr>
+        <w:rFonts w:ascii="Times New Roman" w:hAnsi="Times New Roman" w:eastAsia="Times New Roman" w:cs="Times New Roman"/>
+        <w:b w:val="0"/>
         <w:color w:val="000000"/>
-        <w:sz w:val="18"/>
+        <w:sz w:val="20"/>
       </w:rPr>
       <w:fldChar w:fldCharType="begin"/>
     </w:r>
     <w:r>
       <w:rPr>
-        <w:sz w:val="18"/>
+        <w:rFonts w:ascii="Times New Roman" w:hAnsi="Times New Roman" w:eastAsia="Times New Roman" w:cs="Times New Roman"/>
+        <w:b w:val="0"/>
+        <w:color w:val="000000"/>
+        <w:sz w:val="20"/>
       </w:rPr>
       <w:instrText xml:space="preserve"> PAGE </w:instrText>
     </w:r>
     <w:r>
       <w:rPr>
-        <w:sz w:val="18"/>
+        <w:rFonts w:ascii="Times New Roman" w:hAnsi="Times New Roman" w:eastAsia="Times New Roman" w:cs="Times New Roman"/>
+        <w:b w:val="0"/>
+        <w:color w:val="000000"/>
+        <w:sz w:val="20"/>
       </w:rPr>
       <w:fldChar w:fldCharType="separate"/>
     </w:r>
     <w:r>
       <w:rPr>
-        <w:sz w:val="18"/>
+        <w:rFonts w:ascii="Times New Roman" w:hAnsi="Times New Roman" w:eastAsia="Times New Roman" w:cs="Times New Roman"/>
+        <w:b w:val="0"/>
+        <w:color w:val="000000"/>
+        <w:sz w:val="20"/>
       </w:rPr>
       <w:t>1</w:t>
     </w:r>
     <w:r>
       <w:rPr>
-        <w:sz w:val="18"/>
+        <w:rFonts w:ascii="Times New Roman" w:hAnsi="Times New Roman" w:eastAsia="Times New Roman" w:cs="Times New Roman"/>
+        <w:b w:val="0"/>
+        <w:color w:val="000000"/>
+        <w:sz w:val="20"/>
       </w:rPr>
       <w:fldChar w:fldCharType="end"/>
     </w:r>
     <w:r>
       <w:rPr>
+        <w:rFonts w:ascii="Times New Roman" w:hAnsi="Times New Roman" w:eastAsia="Times New Roman" w:cs="Times New Roman"/>
+        <w:b w:val="0"/>
         <w:color w:val="000000"/>
-        <w:sz w:val="18"/>
+        <w:sz w:val="20"/>
       </w:rPr>
       <w:t xml:space="preserve"> 页 / 共 </w:t>
     </w:r>
     <w:r>
       <w:rPr>
+        <w:rFonts w:ascii="Times New Roman" w:hAnsi="Times New Roman" w:eastAsia="Times New Roman" w:cs="Times New Roman"/>
+        <w:b w:val="0"/>
         <w:color w:val="000000"/>
-        <w:sz w:val="18"/>
+        <w:sz w:val="20"/>
       </w:rPr>
       <w:fldChar w:fldCharType="begin"/>
     </w:r>
     <w:r>
       <w:rPr>
-        <w:sz w:val="18"/>
+        <w:rFonts w:ascii="Times New Roman" w:hAnsi="Times New Roman" w:eastAsia="Times New Roman" w:cs="Times New Roman"/>
+        <w:b w:val="0"/>
+        <w:color w:val="000000"/>
+        <w:sz w:val="20"/>
       </w:rPr>
       <w:instrText xml:space="preserve"> NUMPAGES </w:instrText>
     </w:r>
     <w:r>
       <w:rPr>
-        <w:sz w:val="18"/>
+        <w:rFonts w:ascii="Times New Roman" w:hAnsi="Times New Roman" w:eastAsia="Times New Roman" w:cs="Times New Roman"/>
+        <w:b w:val="0"/>
+        <w:color w:val="000000"/>
+        <w:sz w:val="20"/>
       </w:rPr>
       <w:fldChar w:fldCharType="separate"/>
     </w:r>
     <w:r>
       <w:rPr>
-        <w:sz w:val="18"/>
+        <w:rFonts w:ascii="Times New Roman" w:hAnsi="Times New Roman" w:eastAsia="Times New Roman" w:cs="Times New Roman"/>
+        <w:b w:val="0"/>
+        <w:color w:val="000000"/>
+        <w:sz w:val="20"/>
       </w:rPr>
       <w:t>1</w:t>
     </w:r>
     <w:r>
       <w:rPr>
-        <w:sz w:val="18"/>
+        <w:rFonts w:ascii="Times New Roman" w:hAnsi="Times New Roman" w:eastAsia="Times New Roman" w:cs="Times New Roman"/>
+        <w:b w:val="0"/>
+        <w:color w:val="000000"/>
+        <w:sz w:val="20"/>
       </w:rPr>
       <w:fldChar w:fldCharType="end"/>
     </w:r>
     <w:r>
       <w:rPr>
+        <w:rFonts w:ascii="Times New Roman" w:hAnsi="Times New Roman" w:eastAsia="Times New Roman" w:cs="Times New Roman"/>
+        <w:b w:val="0"/>
         <w:color w:val="000000"/>
-        <w:sz w:val="18"/>
+        <w:sz w:val="20"/>
       </w:rPr>
       <w:t xml:space="preserve"> 页</w:t>
     </w:r>
@@ -16286,10 +16292,12 @@
     </w:pPr>
     <w:r>
       <w:rPr>
+        <w:rFonts w:ascii="Times New Roman" w:hAnsi="Times New Roman" w:eastAsia="Times New Roman" w:cs="Times New Roman"/>
+        <w:b w:val="0"/>
         <w:color w:val="000000"/>
         <w:sz w:val="18"/>
       </w:rPr>
-      <w:t>第二篇 结构化学 · 第7章 结构化学基础-学生版</w:t>
+      <w:t xml:space="preserve">第 7 章 结构化学基础</w:t>
     </w:r>
   </w:p>
 </w:hdr>
@@ -18144,7 +18152,7 @@
     <ns0:rPr>
       <ns0:rFonts ns0:ascii="Times New Roman" ns0:cs="Times New Roman" ns0:eastAsia="SimHei" ns0:hAnsi="Times New Roman"/>
       <ns0:b/>
-      <ns0:color ns0:val="17324D"/>
+      <ns0:color ns0:val="000000"/>
       <ns0:sz ns0:val="44"/>
       <ns0:szCs ns0:val="56"/>
     </ns0:rPr>
@@ -18286,7 +18294,7 @@
     <ns0:rPr>
       <ns0:rFonts ns0:ascii="Times New Roman" ns0:cs="Times New Roman" ns0:eastAsia="SimHei" ns0:hAnsi="Times New Roman"/>
       <ns0:b/>
-      <ns0:color ns0:val="17324D"/>
+      <ns0:color ns0:val="000000"/>
       <ns0:sz ns0:val="32"/>
       <ns0:szCs ns0:val="40"/>
     </ns0:rPr>
@@ -18310,7 +18318,7 @@
     <ns0:rPr>
       <ns0:rFonts ns0:ascii="Times New Roman" ns0:cs="Times New Roman" ns0:eastAsia="SimHei" ns0:hAnsi="Times New Roman"/>
       <ns0:b/>
-      <ns0:color ns0:val="17324D"/>
+      <ns0:color ns0:val="000000"/>
       <ns0:sz ns0:val="28"/>
       <ns0:szCs ns0:val="32"/>
     </ns0:rPr>
@@ -18334,7 +18342,7 @@
     <ns0:rPr>
       <ns0:rFonts ns0:ascii="Times New Roman" ns0:cs="Times New Roman" ns0:eastAsia="SimHei" ns0:hAnsi="Times New Roman"/>
       <ns0:b/>
-      <ns0:color ns0:val="17324D"/>
+      <ns0:color ns0:val="000000"/>
       <ns0:sz ns0:val="25"/>
       <ns0:szCs ns0:val="28"/>
     </ns0:rPr>
@@ -18810,7 +18818,7 @@
     <w:rPr>
       <w:rFonts w:ascii="Times New Roman" w:hAnsi="Times New Roman" w:eastAsia="FangSong" w:cs="Times New Roman"/>
       <w:b/>
-      <w:color w:val="000000"/>
+      <w:color w:val="007020"/>
     </w:rPr>
   </w:style>
   <w:style w:type="character" w:customStyle="1" w:styleId="DataTypeTok">
@@ -18818,7 +18826,7 @@
     <w:basedOn w:val="VerbatimChar"/>
     <w:rPr>
       <w:rFonts w:ascii="Times New Roman" w:hAnsi="Times New Roman" w:eastAsia="FangSong" w:cs="Times New Roman"/>
-      <w:color w:val="000000"/>
+      <w:color w:val="902000"/>
     </w:rPr>
   </w:style>
   <w:style w:type="character" w:customStyle="1" w:styleId="DecValTok">
@@ -18826,7 +18834,7 @@
     <w:basedOn w:val="VerbatimChar"/>
     <w:rPr>
       <w:rFonts w:ascii="Times New Roman" w:hAnsi="Times New Roman" w:eastAsia="FangSong" w:cs="Times New Roman"/>
-      <w:color w:val="000000"/>
+      <w:color w:val="40a070"/>
     </w:rPr>
   </w:style>
   <w:style w:type="character" w:customStyle="1" w:styleId="BaseNTok">
@@ -18834,7 +18842,7 @@
     <w:basedOn w:val="VerbatimChar"/>
     <w:rPr>
       <w:rFonts w:ascii="Times New Roman" w:hAnsi="Times New Roman" w:eastAsia="FangSong" w:cs="Times New Roman"/>
-      <w:color w:val="000000"/>
+      <w:color w:val="40a070"/>
     </w:rPr>
   </w:style>
   <w:style w:type="character" w:customStyle="1" w:styleId="FloatTok">
@@ -18842,7 +18850,7 @@
     <w:basedOn w:val="VerbatimChar"/>
     <w:rPr>
       <w:rFonts w:ascii="Times New Roman" w:hAnsi="Times New Roman" w:eastAsia="FangSong" w:cs="Times New Roman"/>
-      <w:color w:val="000000"/>
+      <w:color w:val="40a070"/>
     </w:rPr>
   </w:style>
   <w:style w:type="character" w:customStyle="1" w:styleId="ConstantTok">
@@ -18850,7 +18858,7 @@
     <w:basedOn w:val="VerbatimChar"/>
     <w:rPr>
       <w:rFonts w:ascii="Times New Roman" w:hAnsi="Times New Roman" w:eastAsia="FangSong" w:cs="Times New Roman"/>
-      <w:color w:val="000000"/>
+      <w:color w:val="880000"/>
     </w:rPr>
   </w:style>
   <w:style w:type="character" w:customStyle="1" w:styleId="CharTok">
@@ -18858,7 +18866,7 @@
     <w:basedOn w:val="VerbatimChar"/>
     <w:rPr>
       <w:rFonts w:ascii="Times New Roman" w:hAnsi="Times New Roman" w:eastAsia="FangSong" w:cs="Times New Roman"/>
-      <w:color w:val="000000"/>
+      <w:color w:val="4070a0"/>
     </w:rPr>
   </w:style>
   <w:style w:type="character" w:customStyle="1" w:styleId="SpecialCharTok">
@@ -18866,7 +18874,7 @@
     <w:basedOn w:val="VerbatimChar"/>
     <w:rPr>
       <w:rFonts w:ascii="Times New Roman" w:hAnsi="Times New Roman" w:eastAsia="FangSong" w:cs="Times New Roman"/>
-      <w:color w:val="000000"/>
+      <w:color w:val="4070a0"/>
     </w:rPr>
   </w:style>
   <w:style w:type="character" w:customStyle="1" w:styleId="StringTok">
@@ -18874,7 +18882,7 @@
     <w:basedOn w:val="VerbatimChar"/>
     <w:rPr>
       <w:rFonts w:ascii="Times New Roman" w:hAnsi="Times New Roman" w:eastAsia="FangSong" w:cs="Times New Roman"/>
-      <w:color w:val="000000"/>
+      <w:color w:val="4070a0"/>
     </w:rPr>
   </w:style>
   <w:style w:type="character" w:customStyle="1" w:styleId="VerbatimStringTok">
@@ -18882,7 +18890,7 @@
     <w:basedOn w:val="VerbatimChar"/>
     <w:rPr>
       <w:rFonts w:ascii="Times New Roman" w:hAnsi="Times New Roman" w:eastAsia="FangSong" w:cs="Times New Roman"/>
-      <w:color w:val="000000"/>
+      <w:color w:val="4070a0"/>
     </w:rPr>
   </w:style>
   <w:style w:type="character" w:customStyle="1" w:styleId="SpecialStringTok">
@@ -18890,7 +18898,7 @@
     <w:basedOn w:val="VerbatimChar"/>
     <w:rPr>
       <w:rFonts w:ascii="Times New Roman" w:hAnsi="Times New Roman" w:eastAsia="FangSong" w:cs="Times New Roman"/>
-      <w:color w:val="000000"/>
+      <w:color w:val="bb6688"/>
     </w:rPr>
   </w:style>
   <w:style w:type="character" w:customStyle="1" w:styleId="ImportTok">
@@ -18899,7 +18907,7 @@
     <w:rPr>
       <w:rFonts w:ascii="Times New Roman" w:hAnsi="Times New Roman" w:eastAsia="FangSong" w:cs="Times New Roman"/>
       <w:b/>
-      <w:color w:val="000000"/>
+      <w:color w:val="008000"/>
     </w:rPr>
   </w:style>
   <w:style w:type="character" w:customStyle="1" w:styleId="CommentTok">
@@ -18908,7 +18916,7 @@
     <w:rPr>
       <w:rFonts w:ascii="Times New Roman" w:hAnsi="Times New Roman" w:eastAsia="FangSong" w:cs="Times New Roman"/>
       <w:i/>
-      <w:color w:val="000000"/>
+      <w:color w:val="60a0b0"/>
     </w:rPr>
   </w:style>
   <w:style w:type="character" w:customStyle="1" w:styleId="DocumentationTok">
@@ -18917,7 +18925,7 @@
     <w:rPr>
       <w:rFonts w:ascii="Times New Roman" w:hAnsi="Times New Roman" w:eastAsia="FangSong" w:cs="Times New Roman"/>
       <w:i/>
-      <w:color w:val="000000"/>
+      <w:color w:val="ba2121"/>
     </w:rPr>
   </w:style>
   <w:style w:type="character" w:customStyle="1" w:styleId="AnnotationTok">
@@ -18927,7 +18935,7 @@
       <w:rFonts w:ascii="Times New Roman" w:hAnsi="Times New Roman" w:eastAsia="FangSong" w:cs="Times New Roman"/>
       <w:b/>
       <w:i/>
-      <w:color w:val="000000"/>
+      <w:color w:val="60a0b0"/>
     </w:rPr>
   </w:style>
   <w:style w:type="character" w:customStyle="1" w:styleId="CommentVarTok">
@@ -18937,7 +18945,7 @@
       <w:rFonts w:ascii="Times New Roman" w:hAnsi="Times New Roman" w:eastAsia="FangSong" w:cs="Times New Roman"/>
       <w:b/>
       <w:i/>
-      <w:color w:val="000000"/>
+      <w:color w:val="60a0b0"/>
     </w:rPr>
   </w:style>
   <w:style w:type="character" w:customStyle="1" w:styleId="OtherTok">
@@ -18945,7 +18953,7 @@
     <w:basedOn w:val="VerbatimChar"/>
     <w:rPr>
       <w:rFonts w:ascii="Times New Roman" w:hAnsi="Times New Roman" w:eastAsia="FangSong" w:cs="Times New Roman"/>
-      <w:color w:val="000000"/>
+      <w:color w:val="007020"/>
     </w:rPr>
   </w:style>
   <w:style w:type="character" w:customStyle="1" w:styleId="FunctionTok">
@@ -18953,7 +18961,7 @@
     <w:basedOn w:val="VerbatimChar"/>
     <w:rPr>
       <w:rFonts w:ascii="Times New Roman" w:hAnsi="Times New Roman" w:eastAsia="FangSong" w:cs="Times New Roman"/>
-      <w:color w:val="000000"/>
+      <w:color w:val="06287e"/>
     </w:rPr>
   </w:style>
   <w:style w:type="character" w:customStyle="1" w:styleId="VariableTok">
@@ -18961,7 +18969,7 @@
     <w:basedOn w:val="VerbatimChar"/>
     <w:rPr>
       <w:rFonts w:ascii="Times New Roman" w:hAnsi="Times New Roman" w:eastAsia="FangSong" w:cs="Times New Roman"/>
-      <w:color w:val="000000"/>
+      <w:color w:val="19177c"/>
     </w:rPr>
   </w:style>
   <w:style w:type="character" w:customStyle="1" w:styleId="ControlFlowTok">
@@ -18970,7 +18978,7 @@
     <w:rPr>
       <w:rFonts w:ascii="Times New Roman" w:hAnsi="Times New Roman" w:eastAsia="FangSong" w:cs="Times New Roman"/>
       <w:b/>
-      <w:color w:val="000000"/>
+      <w:color w:val="007020"/>
     </w:rPr>
   </w:style>
   <w:style w:type="character" w:customStyle="1" w:styleId="OperatorTok">
@@ -18978,7 +18986,7 @@
     <w:basedOn w:val="VerbatimChar"/>
     <w:rPr>
       <w:rFonts w:ascii="Times New Roman" w:hAnsi="Times New Roman" w:eastAsia="FangSong" w:cs="Times New Roman"/>
-      <w:color w:val="000000"/>
+      <w:color w:val="666666"/>
     </w:rPr>
   </w:style>
   <w:style w:type="character" w:customStyle="1" w:styleId="BuiltInTok">
@@ -18986,7 +18994,7 @@
     <w:basedOn w:val="VerbatimChar"/>
     <w:rPr>
       <w:rFonts w:ascii="Times New Roman" w:hAnsi="Times New Roman" w:eastAsia="FangSong" w:cs="Times New Roman"/>
-      <w:color w:val="000000"/>
+      <w:color w:val="008000"/>
     </w:rPr>
   </w:style>
   <w:style w:type="character" w:customStyle="1" w:styleId="ExtensionTok">
@@ -19001,7 +19009,7 @@
     <w:basedOn w:val="VerbatimChar"/>
     <w:rPr>
       <w:rFonts w:ascii="Times New Roman" w:hAnsi="Times New Roman" w:eastAsia="FangSong" w:cs="Times New Roman"/>
-      <w:color w:val="000000"/>
+      <w:color w:val="bc7a00"/>
     </w:rPr>
   </w:style>
   <w:style w:type="character" w:customStyle="1" w:styleId="AttributeTok">
@@ -19009,7 +19017,7 @@
     <w:basedOn w:val="VerbatimChar"/>
     <w:rPr>
       <w:rFonts w:ascii="Times New Roman" w:hAnsi="Times New Roman" w:eastAsia="FangSong" w:cs="Times New Roman"/>
-      <w:color w:val="000000"/>
+      <w:color w:val="7d9029"/>
     </w:rPr>
   </w:style>
   <w:style w:type="character" w:customStyle="1" w:styleId="RegionMarkerTok">
@@ -19026,7 +19034,7 @@
       <w:rFonts w:ascii="Times New Roman" w:hAnsi="Times New Roman" w:eastAsia="FangSong" w:cs="Times New Roman"/>
       <w:b/>
       <w:i/>
-      <w:color w:val="000000"/>
+      <w:color w:val="60a0b0"/>
     </w:rPr>
   </w:style>
   <w:style w:type="character" w:customStyle="1" w:styleId="WarningTok">
@@ -19036,7 +19044,7 @@
       <w:rFonts w:ascii="Times New Roman" w:hAnsi="Times New Roman" w:eastAsia="FangSong" w:cs="Times New Roman"/>
       <w:b/>
       <w:i/>
-      <w:color w:val="000000"/>
+      <w:color w:val="60a0b0"/>
     </w:rPr>
   </w:style>
   <w:style w:type="character" w:customStyle="1" w:styleId="AlertTok">
@@ -19045,7 +19053,7 @@
     <w:rPr>
       <w:rFonts w:ascii="Times New Roman" w:hAnsi="Times New Roman" w:eastAsia="FangSong" w:cs="Times New Roman"/>
       <w:b/>
-      <w:color w:val="000000"/>
+      <w:color w:val="ff0000"/>
     </w:rPr>
   </w:style>
   <w:style w:type="character" w:customStyle="1" w:styleId="ErrorTok">
@@ -19054,7 +19062,7 @@
     <w:rPr>
       <w:rFonts w:ascii="Times New Roman" w:hAnsi="Times New Roman" w:eastAsia="FangSong" w:cs="Times New Roman"/>
       <w:b/>
-      <w:color w:val="000000"/>
+      <w:color w:val="ff0000"/>
     </w:rPr>
   </w:style>
   <w:style w:type="character" w:customStyle="1" w:styleId="NormalTok">

--- a/00-首页/题组Word/习题书/第二篇-结构化学/7-结构化学基础-学生版-打印版.docx
+++ b/00-首页/题组Word/习题书/第二篇-结构化学/7-结构化学基础-学生版-打印版.docx
@@ -233,7 +233,7 @@
         <m:sSup>
           <m:e>
             <m:r>
-              <m:t>​</m:t>
+              <m:t xml:space="preserve"> </m:t>
             </m:r>
           </m:e>
           <m:sup>
@@ -265,7 +265,7 @@
         <m:sSup>
           <m:e>
             <m:r>
-              <m:t>​</m:t>
+              <m:t xml:space="preserve"> </m:t>
             </m:r>
           </m:e>
           <m:sup>
@@ -4062,7 +4062,7 @@
         <m:sSup>
           <m:e>
             <m:r>
-              <m:t>​</m:t>
+              <m:t xml:space="preserve"> </m:t>
             </m:r>
           </m:e>
           <m:sup>
@@ -4100,7 +4100,7 @@
         <m:sSup>
           <m:e>
             <m:r>
-              <m:t>​</m:t>
+              <m:t xml:space="preserve"> </m:t>
             </m:r>
           </m:e>
           <m:sup>

--- a/00-首页/题组Word/习题书/第二篇-结构化学/7-结构化学基础-学生版-打印版.docx
+++ b/00-首页/题组Word/习题书/第二篇-结构化学/7-结构化学基础-学生版-打印版.docx
@@ -16118,7 +16118,6 @@
     <w:bookmarkEnd w:id="39"/>
     <w:bookmarkEnd w:id="40"/>
     <w:sectPr>
-      <w:headerReference w:type="default" r:id="rId22"/>
       <w:footerReference w:type="default" r:id="rId9"/>
       <w:footnotePr>
         <w:numRestart w:val="eachSect"/>
@@ -16145,16 +16144,6 @@
       <w:rPr>
         <w:rFonts w:ascii="Times New Roman" w:hAnsi="Times New Roman" w:eastAsia="Times New Roman" w:cs="Times New Roman"/>
         <w:b w:val="0"/>
-        <w:color w:val="000000"/>
-        <w:sz w:val="20"/>
-      </w:rPr>
-      <w:t xml:space="preserve">第 </w:t>
-    </w:r>
-    <w:r>
-      <w:rPr>
-        <w:rFonts w:ascii="Times New Roman" w:hAnsi="Times New Roman" w:eastAsia="Times New Roman" w:cs="Times New Roman"/>
-        <w:b w:val="0"/>
-        <w:color w:val="000000"/>
         <w:sz w:val="20"/>
       </w:rPr>
       <w:fldChar w:fldCharType="begin"/>
@@ -16163,7 +16152,6 @@
       <w:rPr>
         <w:rFonts w:ascii="Times New Roman" w:hAnsi="Times New Roman" w:eastAsia="Times New Roman" w:cs="Times New Roman"/>
         <w:b w:val="0"/>
-        <w:color w:val="000000"/>
         <w:sz w:val="20"/>
       </w:rPr>
       <w:instrText xml:space="preserve"> PAGE </w:instrText>
@@ -16172,91 +16160,9 @@
       <w:rPr>
         <w:rFonts w:ascii="Times New Roman" w:hAnsi="Times New Roman" w:eastAsia="Times New Roman" w:cs="Times New Roman"/>
         <w:b w:val="0"/>
-        <w:color w:val="000000"/>
-        <w:sz w:val="20"/>
-      </w:rPr>
-      <w:fldChar w:fldCharType="separate"/>
-    </w:r>
-    <w:r>
-      <w:rPr>
-        <w:rFonts w:ascii="Times New Roman" w:hAnsi="Times New Roman" w:eastAsia="Times New Roman" w:cs="Times New Roman"/>
-        <w:b w:val="0"/>
-        <w:color w:val="000000"/>
-        <w:sz w:val="20"/>
-      </w:rPr>
-      <w:t>1</w:t>
-    </w:r>
-    <w:r>
-      <w:rPr>
-        <w:rFonts w:ascii="Times New Roman" w:hAnsi="Times New Roman" w:eastAsia="Times New Roman" w:cs="Times New Roman"/>
-        <w:b w:val="0"/>
-        <w:color w:val="000000"/>
         <w:sz w:val="20"/>
       </w:rPr>
       <w:fldChar w:fldCharType="end"/>
-    </w:r>
-    <w:r>
-      <w:rPr>
-        <w:rFonts w:ascii="Times New Roman" w:hAnsi="Times New Roman" w:eastAsia="Times New Roman" w:cs="Times New Roman"/>
-        <w:b w:val="0"/>
-        <w:color w:val="000000"/>
-        <w:sz w:val="20"/>
-      </w:rPr>
-      <w:t xml:space="preserve"> 页 / 共 </w:t>
-    </w:r>
-    <w:r>
-      <w:rPr>
-        <w:rFonts w:ascii="Times New Roman" w:hAnsi="Times New Roman" w:eastAsia="Times New Roman" w:cs="Times New Roman"/>
-        <w:b w:val="0"/>
-        <w:color w:val="000000"/>
-        <w:sz w:val="20"/>
-      </w:rPr>
-      <w:fldChar w:fldCharType="begin"/>
-    </w:r>
-    <w:r>
-      <w:rPr>
-        <w:rFonts w:ascii="Times New Roman" w:hAnsi="Times New Roman" w:eastAsia="Times New Roman" w:cs="Times New Roman"/>
-        <w:b w:val="0"/>
-        <w:color w:val="000000"/>
-        <w:sz w:val="20"/>
-      </w:rPr>
-      <w:instrText xml:space="preserve"> NUMPAGES </w:instrText>
-    </w:r>
-    <w:r>
-      <w:rPr>
-        <w:rFonts w:ascii="Times New Roman" w:hAnsi="Times New Roman" w:eastAsia="Times New Roman" w:cs="Times New Roman"/>
-        <w:b w:val="0"/>
-        <w:color w:val="000000"/>
-        <w:sz w:val="20"/>
-      </w:rPr>
-      <w:fldChar w:fldCharType="separate"/>
-    </w:r>
-    <w:r>
-      <w:rPr>
-        <w:rFonts w:ascii="Times New Roman" w:hAnsi="Times New Roman" w:eastAsia="Times New Roman" w:cs="Times New Roman"/>
-        <w:b w:val="0"/>
-        <w:color w:val="000000"/>
-        <w:sz w:val="20"/>
-      </w:rPr>
-      <w:t>1</w:t>
-    </w:r>
-    <w:r>
-      <w:rPr>
-        <w:rFonts w:ascii="Times New Roman" w:hAnsi="Times New Roman" w:eastAsia="Times New Roman" w:cs="Times New Roman"/>
-        <w:b w:val="0"/>
-        <w:color w:val="000000"/>
-        <w:sz w:val="20"/>
-      </w:rPr>
-      <w:fldChar w:fldCharType="end"/>
-    </w:r>
-    <w:r>
-      <w:rPr>
-        <w:rFonts w:ascii="Times New Roman" w:hAnsi="Times New Roman" w:eastAsia="Times New Roman" w:cs="Times New Roman"/>
-        <w:b w:val="0"/>
-        <w:color w:val="000000"/>
-        <w:sz w:val="20"/>
-      </w:rPr>
-      <w:t xml:space="preserve"> 页</w:t>
     </w:r>
   </w:p>
 </w:ftr>
@@ -16279,28 +16185,6 @@
     </w:p>
   </w:footnote>
 </w:footnotes>
-</file>
-
-<file path=word/header1.xml><?xml version="1.0" encoding="utf-8"?>
-<w:hdr xmlns:m="http://schemas.openxmlformats.org/officeDocument/2006/math" xmlns:mc="http://schemas.openxmlformats.org/markup-compatibility/2006" xmlns:mo="http://schemas.microsoft.com/office/mac/office/2008/main" xmlns:mv="urn:schemas-microsoft-com:mac:vml" xmlns:o="urn:schemas-microsoft-com:office:office" xmlns:r="http://schemas.openxmlformats.org/officeDocument/2006/relationships" xmlns:v="urn:schemas-microsoft-com:vml" xmlns:w10="urn:schemas-microsoft-com:office:word" xmlns:w14="http://schemas.microsoft.com/office/word/2010/wordml" xmlns:w="http://schemas.openxmlformats.org/wordprocessingml/2006/main" xmlns:wne="http://schemas.microsoft.com/office/word/2006/wordml" xmlns:wp14="http://schemas.microsoft.com/office/word/2010/wordprocessingDrawing" xmlns:wp="http://schemas.openxmlformats.org/drawingml/2006/wordprocessingDrawing" xmlns:wpc="http://schemas.microsoft.com/office/word/2010/wordprocessingCanvas" xmlns:wpg="http://schemas.microsoft.com/office/word/2010/wordprocessingGroup" xmlns:wpi="http://schemas.microsoft.com/office/word/2010/wordprocessingInk" xmlns:wps="http://schemas.microsoft.com/office/word/2010/wordprocessingShape" mc:Ignorable="w14 wp14">
-  <w:p>
-    <w:pPr>
-      <w:jc w:val="right"/>
-      <w:pBdr>
-        <w:bottom w:val="single" w:sz="4" w:space="2" w:color="000000"/>
-      </w:pBdr>
-    </w:pPr>
-    <w:r>
-      <w:rPr>
-        <w:rFonts w:ascii="Times New Roman" w:hAnsi="Times New Roman" w:eastAsia="Times New Roman" w:cs="Times New Roman"/>
-        <w:b w:val="0"/>
-        <w:color w:val="000000"/>
-        <w:sz w:val="18"/>
-      </w:rPr>
-      <w:t xml:space="preserve">第 7 章 结构化学基础</w:t>
-    </w:r>
-  </w:p>
-</w:hdr>
 </file>
 
 <file path=word/numbering.xml><?xml version="1.0" encoding="utf-8"?>
